--- a/vision-strategy/analysis/mcp-integration/synthesis-paper-v0.2.docx
+++ b/vision-strategy/analysis/mcp-integration/synthesis-paper-v0.2.docx
@@ -2,7 +2,7 @@
 <file path=word/document.xml><?xml version="1.0" encoding="utf-8"?>
 <w:document xmlns:w="http://schemas.openxmlformats.org/wordprocessingml/2006/main" xmlns:m="http://schemas.openxmlformats.org/officeDocument/2006/math" xmlns:r="http://schemas.openxmlformats.org/officeDocument/2006/relationships" xmlns:o="urn:schemas-microsoft-com:office:office" xmlns:v="urn:schemas-microsoft-com:vml" xmlns:w10="urn:schemas-microsoft-com:office:word" xmlns:a="http://schemas.openxmlformats.org/drawingml/2006/main" xmlns:pic="http://schemas.openxmlformats.org/drawingml/2006/picture" xmlns:wp="http://schemas.openxmlformats.org/drawingml/2006/wordprocessingDrawing">
   <w:body>
-    <w:bookmarkStart w:id="95" w:name="mcp-integration-synthesis-draft-v0.2"/>
+    <w:bookmarkStart w:id="96" w:name="mcp-integration-synthesis-draft-v0.2"/>
     <w:p>
       <w:pPr>
         <w:pStyle w:val="Heading1"/>
@@ -399,7 +399,40 @@
               <w:jc w:val="left"/>
             </w:pPr>
             <w:r>
-              <w:t xml:space="preserve">Authorship correction (Micah sole author per JD 2026-05-23 11:39 on Discussion #25); new Glossary §1; new Risks, Tradeoffs &amp; Non-Goals §9 per GPT review; four-way authority distinction in §6+§8+§10 per JD 2026-05-23 06:48; claim-confidence labeling on comparative claims; wording fixes per GPT review (deprecated/deployment-sensitive/canon-points-toward); reference hardening with commit hashes; Appendix A poster restored after bot-side delete; v0.2 state poster integrated inline as Figure 5; section renumbering throughout.</w:t>
+              <w:t xml:space="preserve">Authorship correction (Micah sole author per JD 2026-05-23 11:39 on Discussion #25); OrdSA re-attributed JD + Micah co-authored (§1 Glossary); new Glossary §1; new Risks, Tradeoffs &amp; Non-Goals §9 per GPT review; four-way authority distinction in §6+§8+§10 per JD 2026-05-23 06:48; claim-confidence labeling on comparative claims; wording fixes per GPT review (deprecated/deployment-sensitive/canon-points-toward); reference hardening with commit hashes; Appendix A poster restored after bot-side delete; v0.2 state poster integrated inline as Figure 5; section renumbering throughout.</w:t>
+            </w:r>
+            <w:r>
+              <w:t xml:space="preserve"> </w:t>
+            </w:r>
+            <w:r>
+              <w:rPr>
+                <w:bCs/>
+                <w:b/>
+              </w:rPr>
+              <w:t xml:space="preserve">Contributor-component recommendations retracted to exemplar-only per</w:t>
+            </w:r>
+            <w:r>
+              <w:rPr>
+                <w:bCs/>
+                <w:b/>
+              </w:rPr>
+              <w:t xml:space="preserve"> </w:t>
+            </w:r>
+            <w:hyperlink r:id="rId20">
+              <w:r>
+                <w:rPr>
+                  <w:rStyle w:val="Hyperlink"/>
+                  <w:bCs/>
+                  <w:b/>
+                </w:rPr>
+                <w:t xml:space="preserve">ADR-EA-0011</w:t>
+              </w:r>
+            </w:hyperlink>
+            <w:r>
+              <w:t xml:space="preserve"> </w:t>
+            </w:r>
+            <w:r>
+              <w:t xml:space="preserve">(proposed): §10 Rec 2/3/4 + §7 plane-mapping now build from MCP/OAuth standards + the co-owned AEON/OrdSA constructs, not from Hermetic/Legate/Oracle-MCP components — honoring Micah’s 2026-05-23 boundary that Hermetic stays out of products until he open-sources it.</w:t>
             </w:r>
           </w:p>
         </w:tc>
@@ -412,7 +445,7 @@
         </w:pict>
       </w:r>
     </w:p>
-    <w:bookmarkStart w:id="30" w:name="glossary"/>
+    <w:bookmarkStart w:id="31" w:name="glossary"/>
     <w:p>
       <w:pPr>
         <w:pStyle w:val="Heading2"/>
@@ -496,7 +529,7 @@
             <w:r>
               <w:t xml:space="preserve">AI-centric Digital Ecosystem — the canon corpus this paper lives in (</w:t>
             </w:r>
-            <w:hyperlink r:id="rId20">
+            <w:hyperlink r:id="rId21">
               <w:r>
                 <w:rPr>
                   <w:rStyle w:val="VerbatimChar"/>
@@ -540,7 +573,7 @@
             <w:r>
               <w:t xml:space="preserve"> </w:t>
             </w:r>
-            <w:hyperlink r:id="rId21">
+            <w:hyperlink r:id="rId22">
               <w:r>
                 <w:rPr>
                   <w:rStyle w:val="Hyperlink"/>
@@ -554,7 +587,7 @@
             <w:r>
               <w:t xml:space="preserve"> </w:t>
             </w:r>
-            <w:hyperlink r:id="rId22">
+            <w:hyperlink r:id="rId23">
               <w:r>
                 <w:rPr>
                   <w:rStyle w:val="VerbatimChar"/>
@@ -595,7 +628,7 @@
             <w:r>
               <w:t xml:space="preserve"> </w:t>
             </w:r>
-            <w:hyperlink r:id="rId23">
+            <w:hyperlink r:id="rId24">
               <w:r>
                 <w:rPr>
                   <w:rStyle w:val="Hyperlink"/>
@@ -676,7 +709,23 @@
               <w:jc w:val="left"/>
             </w:pPr>
             <w:r>
-              <w:t xml:space="preserve">Ordinal Systems Architecture — JD’s published authority-layering framework.</w:t>
+              <w:t xml:space="preserve">Ordinal Systems Architecture —</w:t>
+            </w:r>
+            <w:r>
+              <w:t xml:space="preserve"> </w:t>
+            </w:r>
+            <w:r>
+              <w:rPr>
+                <w:bCs/>
+                <w:b/>
+              </w:rPr>
+              <w:t xml:space="preserve">JD + Micah co-authored</w:t>
+            </w:r>
+            <w:r>
+              <w:t xml:space="preserve"> </w:t>
+            </w:r>
+            <w:r>
+              <w:t xml:space="preserve">authority-layering framework.</w:t>
             </w:r>
             <w:r>
               <w:t xml:space="preserve"> </w:t>
@@ -711,7 +760,7 @@
             <w:r>
               <w:t xml:space="preserve"> </w:t>
             </w:r>
-            <w:hyperlink r:id="rId24">
+            <w:hyperlink r:id="rId25">
               <w:r>
                 <w:rPr>
                   <w:rStyle w:val="Hyperlink"/>
@@ -752,7 +801,7 @@
             <w:r>
               <w:t xml:space="preserve"> </w:t>
             </w:r>
-            <w:hyperlink r:id="rId25">
+            <w:hyperlink r:id="rId26">
               <w:r>
                 <w:rPr>
                   <w:rStyle w:val="Hyperlink"/>
@@ -920,7 +969,7 @@
             <w:r>
               <w:t xml:space="preserve"> </w:t>
             </w:r>
-            <w:hyperlink r:id="rId26">
+            <w:hyperlink r:id="rId27">
               <w:r>
                 <w:rPr>
                   <w:rStyle w:val="VerbatimChar"/>
@@ -1315,7 +1364,7 @@
             <w:r>
               <w:t xml:space="preserve">Agent Identity Card Protocol — Ologos protocol proposed in the Theseus thesis (</w:t>
             </w:r>
-            <w:hyperlink r:id="rId27">
+            <w:hyperlink r:id="rId28">
               <w:r>
                 <w:rPr>
                   <w:rStyle w:val="VerbatimChar"/>
@@ -1375,7 +1424,7 @@
             <w:r>
               <w:t xml:space="preserve"> </w:t>
             </w:r>
-            <w:hyperlink r:id="rId28">
+            <w:hyperlink r:id="rId29">
               <w:r>
                 <w:rPr>
                   <w:rStyle w:val="VerbatimChar"/>
@@ -1449,7 +1498,7 @@
             <w:r>
               <w:t xml:space="preserve"> </w:t>
             </w:r>
-            <w:hyperlink r:id="rId29">
+            <w:hyperlink r:id="rId30">
               <w:r>
                 <w:rPr>
                   <w:rStyle w:val="VerbatimChar"/>
@@ -1474,8 +1523,8 @@
         </w:pict>
       </w:r>
     </w:p>
-    <w:bookmarkEnd w:id="30"/>
-    <w:bookmarkStart w:id="32" w:name="abstract"/>
+    <w:bookmarkEnd w:id="31"/>
+    <w:bookmarkStart w:id="33" w:name="abstract"/>
     <w:p>
       <w:pPr>
         <w:pStyle w:val="Heading2"/>
@@ -1510,7 +1559,7 @@
       <w:r>
         <w:t xml:space="preserve"> </w:t>
       </w:r>
-      <w:hyperlink r:id="rId31">
+      <w:hyperlink r:id="rId32">
         <w:r>
           <w:rPr>
             <w:rStyle w:val="VerbatimChar"/>
@@ -1532,8 +1581,8 @@
         </w:pict>
       </w:r>
     </w:p>
-    <w:bookmarkEnd w:id="32"/>
-    <w:bookmarkStart w:id="36" w:name="why-this-paper-exists"/>
+    <w:bookmarkEnd w:id="33"/>
+    <w:bookmarkStart w:id="37" w:name="why-this-paper-exists"/>
     <w:p>
       <w:pPr>
         <w:pStyle w:val="Heading2"/>
@@ -1564,7 +1613,7 @@
       <w:r>
         <w:t xml:space="preserve"> </w:t>
       </w:r>
-      <w:hyperlink r:id="rId31">
+      <w:hyperlink r:id="rId32">
         <w:r>
           <w:rPr>
             <w:rStyle w:val="VerbatimChar"/>
@@ -1653,7 +1702,7 @@
       <w:r>
         <w:t xml:space="preserve"> </w:t>
       </w:r>
-      <w:hyperlink r:id="rId33">
+      <w:hyperlink r:id="rId34">
         <w:r>
           <w:rPr>
             <w:rStyle w:val="VerbatimChar"/>
@@ -1715,7 +1764,7 @@
       <w:r>
         <w:t xml:space="preserve">The 2026-05-23 build of Runtime plane v0.1 + agentic chat loop on NG-InfOps (</w:t>
       </w:r>
-      <w:hyperlink r:id="rId34">
+      <w:hyperlink r:id="rId35">
         <w:r>
           <w:rPr>
             <w:rStyle w:val="Hyperlink"/>
@@ -1729,7 +1778,7 @@
       <w:r>
         <w:t xml:space="preserve"> </w:t>
       </w:r>
-      <w:hyperlink r:id="rId35">
+      <w:hyperlink r:id="rId36">
         <w:r>
           <w:rPr>
             <w:rStyle w:val="Hyperlink"/>
@@ -1798,8 +1847,8 @@
         </w:pict>
       </w:r>
     </w:p>
-    <w:bookmarkEnd w:id="36"/>
-    <w:bookmarkStart w:id="50" w:name="micahs-mcp-corpus-inventory"/>
+    <w:bookmarkEnd w:id="37"/>
+    <w:bookmarkStart w:id="51" w:name="micahs-mcp-corpus-inventory"/>
     <w:p>
       <w:pPr>
         <w:pStyle w:val="Heading2"/>
@@ -1871,18 +1920,18 @@
           <wp:inline>
             <wp:extent cx="5334000" cy="3265412"/>
             <wp:effectExtent b="0" l="0" r="0" t="0"/>
-            <wp:docPr descr="Viewpoint 1 — Micah’s MCP corpus map" title="" id="38" name="Picture"/>
+            <wp:docPr descr="Viewpoint 1 — Micah’s MCP corpus map" title="" id="39" name="Picture"/>
             <a:graphic>
               <a:graphicData uri="http://schemas.openxmlformats.org/drawingml/2006/picture">
                 <pic:pic>
                   <pic:nvPicPr>
-                    <pic:cNvPr descr="diagrams/01-micah-mcp-corpus.png" id="39" name="Picture"/>
+                    <pic:cNvPr descr="diagrams/01-micah-mcp-corpus.png" id="40" name="Picture"/>
                     <pic:cNvPicPr>
                       <a:picLocks noChangeArrowheads="1" noChangeAspect="1"/>
                     </pic:cNvPicPr>
                   </pic:nvPicPr>
                   <pic:blipFill>
-                    <a:blip r:embed="rId37"/>
+                    <a:blip r:embed="rId38"/>
                     <a:stretch>
                       <a:fillRect/>
                     </a:stretch>
@@ -1978,7 +2027,7 @@
               <w:pStyle w:val="Compact"/>
               <w:jc w:val="left"/>
             </w:pPr>
-            <w:hyperlink r:id="rId40">
+            <w:hyperlink r:id="rId41">
               <w:r>
                 <w:rPr>
                   <w:rStyle w:val="VerbatimChar"/>
@@ -2021,7 +2070,7 @@
               <w:pStyle w:val="Compact"/>
               <w:jc w:val="left"/>
             </w:pPr>
-            <w:hyperlink r:id="rId41">
+            <w:hyperlink r:id="rId42">
               <w:r>
                 <w:rPr>
                   <w:rStyle w:val="VerbatimChar"/>
@@ -2083,7 +2132,7 @@
               <w:pStyle w:val="Compact"/>
               <w:jc w:val="left"/>
             </w:pPr>
-            <w:hyperlink r:id="rId42">
+            <w:hyperlink r:id="rId43">
               <w:r>
                 <w:rPr>
                   <w:rStyle w:val="VerbatimChar"/>
@@ -2160,7 +2209,7 @@
               <w:pStyle w:val="Compact"/>
               <w:jc w:val="left"/>
             </w:pPr>
-            <w:hyperlink r:id="rId43">
+            <w:hyperlink r:id="rId44">
               <w:r>
                 <w:rPr>
                   <w:rStyle w:val="VerbatimChar"/>
@@ -2258,7 +2307,7 @@
               <w:pStyle w:val="Compact"/>
               <w:jc w:val="left"/>
             </w:pPr>
-            <w:hyperlink r:id="rId44">
+            <w:hyperlink r:id="rId45">
               <w:r>
                 <w:rPr>
                   <w:rStyle w:val="VerbatimChar"/>
@@ -2334,7 +2383,7 @@
               <w:pStyle w:val="Compact"/>
               <w:jc w:val="left"/>
             </w:pPr>
-            <w:hyperlink r:id="rId45">
+            <w:hyperlink r:id="rId46">
               <w:r>
                 <w:rPr>
                   <w:rStyle w:val="VerbatimChar"/>
@@ -2377,7 +2426,7 @@
               <w:pStyle w:val="Compact"/>
               <w:jc w:val="left"/>
             </w:pPr>
-            <w:hyperlink r:id="rId46">
+            <w:hyperlink r:id="rId47">
               <w:r>
                 <w:rPr>
                   <w:rStyle w:val="VerbatimChar"/>
@@ -2420,7 +2469,7 @@
               <w:pStyle w:val="Compact"/>
               <w:jc w:val="left"/>
             </w:pPr>
-            <w:hyperlink r:id="rId47">
+            <w:hyperlink r:id="rId48">
               <w:r>
                 <w:rPr>
                   <w:rStyle w:val="VerbatimChar"/>
@@ -2463,7 +2512,7 @@
               <w:pStyle w:val="Compact"/>
               <w:jc w:val="left"/>
             </w:pPr>
-            <w:hyperlink r:id="rId48">
+            <w:hyperlink r:id="rId49">
               <w:r>
                 <w:rPr>
                   <w:rStyle w:val="VerbatimChar"/>
@@ -2506,7 +2555,7 @@
               <w:pStyle w:val="Compact"/>
               <w:jc w:val="left"/>
             </w:pPr>
-            <w:hyperlink r:id="rId49">
+            <w:hyperlink r:id="rId50">
               <w:r>
                 <w:rPr>
                   <w:rStyle w:val="VerbatimChar"/>
@@ -2570,8 +2619,8 @@
         </w:pict>
       </w:r>
     </w:p>
-    <w:bookmarkEnd w:id="50"/>
-    <w:bookmarkStart w:id="58" w:name="four-sources-read-in-depth"/>
+    <w:bookmarkEnd w:id="51"/>
+    <w:bookmarkStart w:id="59" w:name="four-sources-read-in-depth"/>
     <w:p>
       <w:pPr>
         <w:pStyle w:val="Heading2"/>
@@ -2580,7 +2629,7 @@
         <w:t xml:space="preserve">5. Four sources read in depth</w:t>
       </w:r>
     </w:p>
-    <w:bookmarkStart w:id="51" w:name="X3488d9337d196ff74f80ee0363f957a3fb0fc08"/>
+    <w:bookmarkStart w:id="52" w:name="X3488d9337d196ff74f80ee0363f957a3fb0fc08"/>
     <w:p>
       <w:pPr>
         <w:pStyle w:val="Heading3"/>
@@ -3223,8 +3272,8 @@
         <w:t xml:space="preserve">”</w:t>
       </w:r>
     </w:p>
-    <w:bookmarkEnd w:id="51"/>
-    <w:bookmarkStart w:id="55" w:name="X6fdc6a6befe873fb9a4d58d04760dfd871f90bb"/>
+    <w:bookmarkEnd w:id="52"/>
+    <w:bookmarkStart w:id="56" w:name="X6fdc6a6befe873fb9a4d58d04760dfd871f90bb"/>
     <w:p>
       <w:pPr>
         <w:pStyle w:val="Heading3"/>
@@ -3294,18 +3343,18 @@
           <wp:inline>
             <wp:extent cx="5334000" cy="3472271"/>
             <wp:effectExtent b="0" l="0" r="0" t="0"/>
-            <wp:docPr descr="Viewpoint 3 — Oracle-MCP ordinal-altitude routing" title="" id="53" name="Picture"/>
+            <wp:docPr descr="Viewpoint 3 — Oracle-MCP ordinal-altitude routing" title="" id="54" name="Picture"/>
             <a:graphic>
               <a:graphicData uri="http://schemas.openxmlformats.org/drawingml/2006/picture">
                 <pic:pic>
                   <pic:nvPicPr>
-                    <pic:cNvPr descr="diagrams/03-oracle-mcp-altitude.png" id="54" name="Picture"/>
+                    <pic:cNvPr descr="diagrams/03-oracle-mcp-altitude.png" id="55" name="Picture"/>
                     <pic:cNvPicPr>
                       <a:picLocks noChangeArrowheads="1" noChangeAspect="1"/>
                     </pic:cNvPicPr>
                   </pic:nvPicPr>
                   <pic:blipFill>
-                    <a:blip r:embed="rId52"/>
+                    <a:blip r:embed="rId53"/>
                     <a:stretch>
                       <a:fillRect/>
                     </a:stretch>
@@ -3975,8 +4024,8 @@
         <w:t xml:space="preserve">) for notifications — same protocol, different waiting policy.</w:t>
       </w:r>
     </w:p>
-    <w:bookmarkEnd w:id="55"/>
-    <w:bookmarkStart w:id="56" w:name="X5e0e256e76a940d2b01bd03871783832e602491"/>
+    <w:bookmarkEnd w:id="56"/>
+    <w:bookmarkStart w:id="57" w:name="X5e0e256e76a940d2b01bd03871783832e602491"/>
     <w:p>
       <w:pPr>
         <w:pStyle w:val="Heading3"/>
@@ -5044,8 +5093,8 @@
         <w:t xml:space="preserve">, caller falls back to keyword. Never panic, never block.</w:t>
       </w:r>
     </w:p>
-    <w:bookmarkEnd w:id="56"/>
-    <w:bookmarkStart w:id="57" w:name="Xaff73c4edc68ce748d6fa6721a35b1641495e70"/>
+    <w:bookmarkEnd w:id="57"/>
+    <w:bookmarkStart w:id="58" w:name="Xaff73c4edc68ce748d6fa6721a35b1641495e70"/>
     <w:p>
       <w:pPr>
         <w:pStyle w:val="Heading3"/>
@@ -6037,9 +6086,9 @@
         </w:pict>
       </w:r>
     </w:p>
-    <w:bookmarkEnd w:id="57"/>
     <w:bookmarkEnd w:id="58"/>
-    <w:bookmarkStart w:id="61" w:name="cross-source-synthesis"/>
+    <w:bookmarkEnd w:id="59"/>
+    <w:bookmarkStart w:id="62" w:name="cross-source-synthesis"/>
     <w:p>
       <w:pPr>
         <w:pStyle w:val="Heading2"/>
@@ -6048,7 +6097,7 @@
         <w:t xml:space="preserve">6. Cross-source synthesis</w:t>
       </w:r>
     </w:p>
-    <w:bookmarkStart w:id="59" w:name="shared-design-language"/>
+    <w:bookmarkStart w:id="60" w:name="shared-design-language"/>
     <w:p>
       <w:pPr>
         <w:pStyle w:val="Heading3"/>
@@ -6323,8 +6372,8 @@
         <w:t xml:space="preserve">— Hermetic on Ollama, Legate on embedding-provider chain, Oracle-MCP on timeout-with-archive. No source treats dependency failure as a panic.</w:t>
       </w:r>
     </w:p>
-    <w:bookmarkEnd w:id="59"/>
-    <w:bookmarkStart w:id="60" w:name="tensions-design-variations"/>
+    <w:bookmarkEnd w:id="60"/>
+    <w:bookmarkStart w:id="61" w:name="tensions-design-variations"/>
     <w:p>
       <w:pPr>
         <w:pStyle w:val="Heading3"/>
@@ -6927,9 +6976,9 @@
         </w:pict>
       </w:r>
     </w:p>
-    <w:bookmarkEnd w:id="60"/>
     <w:bookmarkEnd w:id="61"/>
-    <w:bookmarkStart w:id="70" w:name="mapping-to-aeon-service-planes"/>
+    <w:bookmarkEnd w:id="62"/>
+    <w:bookmarkStart w:id="71" w:name="mapping-to-aeon-service-planes"/>
     <w:p>
       <w:pPr>
         <w:pStyle w:val="Heading2"/>
@@ -6947,18 +6996,18 @@
           <wp:inline>
             <wp:extent cx="5334000" cy="3414308"/>
             <wp:effectExtent b="0" l="0" r="0" t="0"/>
-            <wp:docPr descr="Viewpoint 2 — MCP-in-AEON-planes integration" title="" id="63" name="Picture"/>
+            <wp:docPr descr="Viewpoint 2 — MCP-in-AEON-planes integration" title="" id="64" name="Picture"/>
             <a:graphic>
               <a:graphicData uri="http://schemas.openxmlformats.org/drawingml/2006/picture">
                 <pic:pic>
                   <pic:nvPicPr>
-                    <pic:cNvPr descr="diagrams/02-mcp-aeon-planes.png" id="64" name="Picture"/>
+                    <pic:cNvPr descr="diagrams/02-mcp-aeon-planes.png" id="65" name="Picture"/>
                     <pic:cNvPicPr>
                       <a:picLocks noChangeArrowheads="1" noChangeAspect="1"/>
                     </pic:cNvPicPr>
                   </pic:nvPicPr>
                   <pic:blipFill>
-                    <a:blip r:embed="rId62"/>
+                    <a:blip r:embed="rId63"/>
                     <a:stretch>
                       <a:fillRect/>
                     </a:stretch>
@@ -7341,7 +7390,7 @@
               <w:jc w:val="left"/>
             </w:pPr>
             <w:r>
-              <w:t xml:space="preserve">Hermetic galley/gateway</w:t>
+              <w:t xml:space="preserve">MCP standard (Hermetic galley = exemplar only, pending open-source per ADR-EA-0011)</w:t>
             </w:r>
           </w:p>
         </w:tc>
@@ -7369,7 +7418,20 @@
               <w:t xml:space="preserve"> </w:t>
             </w:r>
             <w:r>
-              <w:t xml:space="preserve">an MCP gateway: catalog (Galley pattern with embeddings) + executor (Gateway pattern with five transports); namespace = external MCP server;</w:t>
+              <w:t xml:space="preserve">an MCP gateway built</w:t>
+            </w:r>
+            <w:r>
+              <w:t xml:space="preserve"> </w:t>
+            </w:r>
+            <w:r>
+              <w:rPr>
+                <w:bCs/>
+                <w:b/>
+              </w:rPr>
+              <w:t xml:space="preserve">from the MCP spec</w:t>
+            </w:r>
+            <w:r>
+              <w:t xml:space="preserve">: a catalog (cached tool descriptions + embeddings) + executor (the five MCP transports); namespace = external MCP server;</w:t>
             </w:r>
             <w:r>
               <w:t xml:space="preserve"> </w:t>
@@ -7384,7 +7446,7 @@
               <w:t xml:space="preserve"> </w:t>
             </w:r>
             <w:r>
-              <w:t xml:space="preserve">is the canonical dispatch shape</w:t>
+              <w:t xml:space="preserve">is the canonical dispatch shape. The catalog/executor split is a generic gateway pattern available from the standard; Hermetic demonstrates one implementation of it</w:t>
             </w:r>
           </w:p>
         </w:tc>
@@ -7414,7 +7476,7 @@
               <w:jc w:val="left"/>
             </w:pPr>
             <w:r>
-              <w:t xml:space="preserve">Hermetic’s</w:t>
+              <w:t xml:space="preserve">MCP standard (Hermetic’s</w:t>
             </w:r>
             <w:r>
               <w:t xml:space="preserve"> </w:t>
@@ -7426,13 +7488,7 @@
               <w:t xml:space="preserve">RegisterTools</w:t>
             </w:r>
             <w:r>
-              <w:t xml:space="preserve"> </w:t>
-            </w:r>
-            <w:r>
-              <w:t xml:space="preserve">+</w:t>
-            </w:r>
-            <w:r>
-              <w:t xml:space="preserve"> </w:t>
+              <w:t xml:space="preserve">/</w:t>
             </w:r>
             <w:r>
               <w:rPr>
@@ -7440,17 +7496,23 @@
               </w:rPr>
               <w:t xml:space="preserve">get_tool_context</w:t>
             </w:r>
-          </w:p>
-        </w:tc>
-        <w:tc>
-          <w:tcPr/>
-          <w:p>
-            <w:pPr>
-              <w:pStyle w:val="Compact"/>
-              <w:jc w:val="left"/>
-            </w:pPr>
-            <w:r>
-              <w:t xml:space="preserve">Capabilities registered via layered</w:t>
+            <w:r>
+              <w:t xml:space="preserve"> </w:t>
+            </w:r>
+            <w:r>
+              <w:t xml:space="preserve">= exemplar only)</w:t>
+            </w:r>
+          </w:p>
+        </w:tc>
+        <w:tc>
+          <w:tcPr/>
+          <w:p>
+            <w:pPr>
+              <w:pStyle w:val="Compact"/>
+              <w:jc w:val="left"/>
+            </w:pPr>
+            <w:r>
+              <w:t xml:space="preserve">Capabilities registered via a layered registration interface (each subdomain orchestrator registers its tools); a</w:t>
             </w:r>
             <w:r>
               <w:t xml:space="preserve"> </w:t>
@@ -7459,10 +7521,13 @@
               <w:rPr>
                 <w:rStyle w:val="VerbatimChar"/>
               </w:rPr>
-              <w:t xml:space="preserve">ToolRegistrar</w:t>
-            </w:r>
-            <w:r>
-              <w:t xml:space="preserve">-style interface (each subdomain orchestrator registers its tools);</w:t>
+              <w:t xml:space="preserve">tool-context(task_description)</w:t>
+            </w:r>
+            <w:r>
+              <w:t xml:space="preserve"> </w:t>
+            </w:r>
+            <w:r>
+              <w:t xml:space="preserve">operation returns a prompt-shaped tool catalog for agent consumption. Both are buildable from the MCP</w:t>
             </w:r>
             <w:r>
               <w:t xml:space="preserve"> </w:t>
@@ -7471,13 +7536,13 @@
               <w:rPr>
                 <w:rStyle w:val="VerbatimChar"/>
               </w:rPr>
-              <w:t xml:space="preserve">get_tool_context(task_description)</w:t>
-            </w:r>
-            <w:r>
-              <w:t xml:space="preserve"> </w:t>
-            </w:r>
-            <w:r>
-              <w:t xml:space="preserve">returns prompt-shaped tool catalog for agent consumption (Galley pattern)</w:t>
+              <w:t xml:space="preserve">tools/list</w:t>
+            </w:r>
+            <w:r>
+              <w:t xml:space="preserve"> </w:t>
+            </w:r>
+            <w:r>
+              <w:t xml:space="preserve">primitive; Hermetic shows one shape</w:t>
             </w:r>
           </w:p>
         </w:tc>
@@ -7613,7 +7678,7 @@
         <w:t xml:space="preserve">AEON’s Identity plane uses Legate’s OAuth; Authority uses Legate’s scopes + Oracle’s altitudes; Evidence uses Oracle’s archive; Integration uses Hermetic’s gateway; Capability uses Hermetic’s catalog; Runtime uses Oracle’s bus.</w:t>
       </w:r>
     </w:p>
-    <w:bookmarkStart w:id="65" w:name="X542b917b0ee207819f51c6912829c0824682a58"/>
+    <w:bookmarkStart w:id="66" w:name="X542b917b0ee207819f51c6912829c0824682a58"/>
     <w:p>
       <w:pPr>
         <w:pStyle w:val="Heading3"/>
@@ -8184,8 +8249,8 @@
         <w:t xml:space="preserve">field. AEON’s Authority plane v0.2 needs to also surface modes 2 and 3 — capability dispatch isn’t an oracle call; downward authorization isn’t an oracle response. They share the protocol substrate but carry different envelope semantics.</w:t>
       </w:r>
     </w:p>
-    <w:bookmarkEnd w:id="65"/>
-    <w:bookmarkStart w:id="69" w:name="architectural-poster-v0.2-state-overview"/>
+    <w:bookmarkEnd w:id="66"/>
+    <w:bookmarkStart w:id="70" w:name="architectural-poster-v0.2-state-overview"/>
     <w:p>
       <w:pPr>
         <w:pStyle w:val="Heading3"/>
@@ -8211,18 +8276,18 @@
           <wp:inline>
             <wp:extent cx="5334000" cy="3554610"/>
             <wp:effectExtent b="0" l="0" r="0" t="0"/>
-            <wp:docPr descr="Figure 5 — MCP Integration Synthesis architectural poster (v0.2 state)" title="" id="67" name="Picture"/>
+            <wp:docPr descr="Figure 5 — MCP Integration Synthesis architectural poster (v0.2 state)" title="" id="68" name="Picture"/>
             <a:graphic>
               <a:graphicData uri="http://schemas.openxmlformats.org/drawingml/2006/picture">
                 <pic:pic>
                   <pic:nvPicPr>
-                    <pic:cNvPr descr="diagrams/05-v02-architectural-poster.jpg" id="68" name="Picture"/>
+                    <pic:cNvPr descr="diagrams/05-v02-architectural-poster.jpg" id="69" name="Picture"/>
                     <pic:cNvPicPr>
                       <a:picLocks noChangeArrowheads="1" noChangeAspect="1"/>
                     </pic:cNvPicPr>
                   </pic:nvPicPr>
                   <pic:blipFill>
-                    <a:blip r:embed="rId66"/>
+                    <a:blip r:embed="rId67"/>
                     <a:stretch>
                       <a:fillRect/>
                     </a:stretch>
@@ -8264,9 +8329,9 @@
         </w:pict>
       </w:r>
     </w:p>
-    <w:bookmarkEnd w:id="69"/>
     <w:bookmarkEnd w:id="70"/>
-    <w:bookmarkStart w:id="74" w:name="X1129dfe582bfa1928584a62d5010e06b1ec575f"/>
+    <w:bookmarkEnd w:id="71"/>
+    <w:bookmarkStart w:id="75" w:name="X1129dfe582bfa1928584a62d5010e06b1ec575f"/>
     <w:p>
       <w:pPr>
         <w:pStyle w:val="Heading2"/>
@@ -8284,18 +8349,18 @@
           <wp:inline>
             <wp:extent cx="5334000" cy="3414308"/>
             <wp:effectExtent b="0" l="0" r="0" t="0"/>
-            <wp:docPr descr="Viewpoint 4 — Bespoke vs MCP-native dispatch" title="" id="72" name="Picture"/>
+            <wp:docPr descr="Viewpoint 4 — Bespoke vs MCP-native dispatch" title="" id="73" name="Picture"/>
             <a:graphic>
               <a:graphicData uri="http://schemas.openxmlformats.org/drawingml/2006/picture">
                 <pic:pic>
                   <pic:nvPicPr>
-                    <pic:cNvPr descr="diagrams/04-bespoke-vs-mcp-native.png" id="73" name="Picture"/>
+                    <pic:cNvPr descr="diagrams/04-bespoke-vs-mcp-native.png" id="74" name="Picture"/>
                     <pic:cNvPicPr>
                       <a:picLocks noChangeArrowheads="1" noChangeAspect="1"/>
                     </pic:cNvPicPr>
                   </pic:nvPicPr>
                   <pic:blipFill>
-                    <a:blip r:embed="rId71"/>
+                    <a:blip r:embed="rId72"/>
                     <a:stretch>
                       <a:fillRect/>
                     </a:stretch>
@@ -9086,8 +9151,8 @@
         </w:pict>
       </w:r>
     </w:p>
-    <w:bookmarkEnd w:id="74"/>
-    <w:bookmarkStart w:id="78" w:name="risks-tradeoffs-and-non-goals"/>
+    <w:bookmarkEnd w:id="75"/>
+    <w:bookmarkStart w:id="79" w:name="risks-tradeoffs-and-non-goals"/>
     <w:p>
       <w:pPr>
         <w:pStyle w:val="Heading2"/>
@@ -9104,7 +9169,7 @@
         <w:t xml:space="preserve">Adopting MCP as AEON’s primary tool-transport substrate is the right architectural direction, but the recommendation underweights costs unless they’re surfaced explicitly. This section lists the substantive risks the migration carries, the tradeoffs to weigh, and the deliberate non-goals — so the recommendation in §10 is read against a realistic ledger, not an idealized one.</w:t>
       </w:r>
     </w:p>
-    <w:bookmarkStart w:id="75" w:name="risks"/>
+    <w:bookmarkStart w:id="76" w:name="risks"/>
     <w:p>
       <w:pPr>
         <w:pStyle w:val="Heading3"/>
@@ -9973,13 +10038,38 @@
                 <w:bCs/>
                 <w:b/>
               </w:rPr>
-              <w:t xml:space="preserve">Operational dependency on Ollama for galley semantic search</w:t>
-            </w:r>
-            <w:r>
-              <w:t xml:space="preserve"> </w:t>
-            </w:r>
-            <w:r>
-              <w:t xml:space="preserve">— Hermetic galley uses Ollama embeddings; if Ollama is unreachable, falls back to keyword search but loses semantic-tool-discovery quality.</w:t>
+              <w:t xml:space="preserve">Embedding-provider dependency for semantic tool search</w:t>
+            </w:r>
+            <w:r>
+              <w:t xml:space="preserve"> </w:t>
+            </w:r>
+            <w:r>
+              <w:t xml:space="preserve">— if AEON’s gateway uses local embeddings (Ollama or similar) for</w:t>
+            </w:r>
+            <w:r>
+              <w:t xml:space="preserve"> </w:t>
+            </w:r>
+            <w:r>
+              <w:rPr>
+                <w:rStyle w:val="VerbatimChar"/>
+              </w:rPr>
+              <w:t xml:space="preserve">search_tools</w:t>
+            </w:r>
+            <w:r>
+              <w:t xml:space="preserve">, an unreachable embedding service degrades discovery to keyword search. This is a</w:t>
+            </w:r>
+            <w:r>
+              <w:t xml:space="preserve"> </w:t>
+            </w:r>
+            <w:r>
+              <w:rPr>
+                <w:iCs/>
+                <w:i/>
+              </w:rPr>
+              <w:t xml:space="preserve">Means-implementation choice</w:t>
+            </w:r>
+            <w:r>
+              <w:t xml:space="preserve">, not an inherited dependency (per ADR-EA-0011, AEON builds its own gateway from the MCP standard).</w:t>
             </w:r>
           </w:p>
         </w:tc>
@@ -10003,7 +10093,7 @@
               <w:jc w:val="left"/>
             </w:pPr>
             <w:r>
-              <w:t xml:space="preserve">Already mitigated in galley pattern (graceful degradation); for AEON deployment, run an Ollama replica per host or fall through to a hosted embedding provider when local Ollama unavailable.</w:t>
+              <w:t xml:space="preserve">Graceful degradation to keyword search (a generic pattern); for AEON deployment, run an embedding replica per host or fall through to a hosted embedding provider. Provider is pluggable; not tied to any contributor component.</w:t>
             </w:r>
           </w:p>
         </w:tc>
@@ -10041,7 +10131,7 @@
             <w:r>
               <w:t xml:space="preserve">— three bespoke-dispatch PRs are in flight (</w:t>
             </w:r>
-            <w:hyperlink r:id="rId34">
+            <w:hyperlink r:id="rId35">
               <w:r>
                 <w:rPr>
                   <w:rStyle w:val="Hyperlink"/>
@@ -10055,7 +10145,7 @@
             <w:r>
               <w:t xml:space="preserve"> </w:t>
             </w:r>
-            <w:hyperlink r:id="rId35">
+            <w:hyperlink r:id="rId36">
               <w:r>
                 <w:rPr>
                   <w:rStyle w:val="Hyperlink"/>
@@ -10094,8 +10184,8 @@
         </w:tc>
       </w:tr>
     </w:tbl>
-    <w:bookmarkEnd w:id="75"/>
-    <w:bookmarkStart w:id="76" w:name="tradeoffs"/>
+    <w:bookmarkEnd w:id="76"/>
+    <w:bookmarkStart w:id="77" w:name="tradeoffs"/>
     <w:p>
       <w:pPr>
         <w:pStyle w:val="Heading3"/>
@@ -10209,8 +10299,8 @@
         <w:t xml:space="preserve">operate on cheap cached embeddings without going live. The discovery semantics are worth the extra component. The unified-dispatch alternative buys nothing meaningful.</w:t>
       </w:r>
     </w:p>
-    <w:bookmarkEnd w:id="76"/>
-    <w:bookmarkStart w:id="77" w:name="non-goals-out-of-scope-for-this-paper"/>
+    <w:bookmarkEnd w:id="77"/>
+    <w:bookmarkStart w:id="78" w:name="non-goals-out-of-scope-for-this-paper"/>
     <w:p>
       <w:pPr>
         <w:pStyle w:val="Heading3"/>
@@ -10321,7 +10411,7 @@
       <w:r>
         <w:t xml:space="preserve"> </w:t>
       </w:r>
-      <w:hyperlink r:id="rId31">
+      <w:hyperlink r:id="rId32">
         <w:r>
           <w:rPr>
             <w:rStyle w:val="VerbatimChar"/>
@@ -10384,9 +10474,9 @@
         </w:pict>
       </w:r>
     </w:p>
-    <w:bookmarkEnd w:id="77"/>
     <w:bookmarkEnd w:id="78"/>
-    <w:bookmarkStart w:id="79" w:name="X5894aa4f01c0a215ecc29f576c45825ee8e74ef"/>
+    <w:bookmarkEnd w:id="79"/>
+    <w:bookmarkStart w:id="80" w:name="X5894aa4f01c0a215ecc29f576c45825ee8e74ef"/>
     <w:p>
       <w:pPr>
         <w:pStyle w:val="Heading2"/>
@@ -10425,28 +10515,102 @@
           <w:bCs/>
           <w:b/>
         </w:rPr>
-        <w:t xml:space="preserve">Hermetic galley becomes the canon-referenced MCP gateway impl.</w:t>
-      </w:r>
-      <w:r>
-        <w:t xml:space="preserve"> </w:t>
-      </w:r>
-      <w:r>
-        <w:t xml:space="preserve">AEON Integration plane points at</w:t>
-      </w:r>
-      <w:r>
-        <w:t xml:space="preserve"> </w:t>
-      </w:r>
-      <w:r>
-        <w:rPr>
-          <w:rStyle w:val="VerbatimChar"/>
-        </w:rPr>
-        <w:t xml:space="preserve">ologos-repos/Hermetic/internal/galley/</w:t>
-      </w:r>
-      <w:r>
-        <w:t xml:space="preserve"> </w:t>
-      </w:r>
-      <w:r>
-        <w:t xml:space="preserve">as the reference pattern. AEON’s own gateway is either a direct adaptation or a vendored module.</w:t>
+        <w:t xml:space="preserve">Build AEON’s Integration plane from the MCP standard directly.</w:t>
+      </w:r>
+      <w:r>
+        <w:t xml:space="preserve"> </w:t>
+      </w:r>
+      <w:r>
+        <w:t xml:space="preserve">AEON’s gateway is authored from the</w:t>
+      </w:r>
+      <w:r>
+        <w:t xml:space="preserve"> </w:t>
+      </w:r>
+      <w:hyperlink r:id="rId26">
+        <w:r>
+          <w:rPr>
+            <w:rStyle w:val="Hyperlink"/>
+          </w:rPr>
+          <w:t xml:space="preserve">MCP specification</w:t>
+        </w:r>
+      </w:hyperlink>
+      <w:r>
+        <w:t xml:space="preserve"> </w:t>
+      </w:r>
+      <w:r>
+        <w:t xml:space="preserve">+ standard libraries — not vendored from, forked from, or clean-roomed against any contributor’s component. Hermetic galley is an optional</w:t>
+      </w:r>
+      <w:r>
+        <w:t xml:space="preserve"> </w:t>
+      </w:r>
+      <w:r>
+        <w:rPr>
+          <w:bCs/>
+          <w:b/>
+        </w:rPr>
+        <w:t xml:space="preserve">read-only exemplar</w:t>
+      </w:r>
+      <w:r>
+        <w:t xml:space="preserve"> </w:t>
+      </w:r>
+      <w:r>
+        <w:t xml:space="preserve">to study</w:t>
+      </w:r>
+      <w:r>
+        <w:t xml:space="preserve"> </w:t>
+      </w:r>
+      <w:r>
+        <w:rPr>
+          <w:iCs/>
+          <w:i/>
+        </w:rPr>
+        <w:t xml:space="preserve">only after Micah open-sources it on his own terms</w:t>
+      </w:r>
+      <w:r>
+        <w:t xml:space="preserve"> </w:t>
+      </w:r>
+      <w:r>
+        <w:t xml:space="preserve">(per</w:t>
+      </w:r>
+      <w:r>
+        <w:t xml:space="preserve"> </w:t>
+      </w:r>
+      <w:hyperlink r:id="rId20">
+        <w:r>
+          <w:rPr>
+            <w:rStyle w:val="Hyperlink"/>
+          </w:rPr>
+          <w:t xml:space="preserve">ADR-EA-0011</w:t>
+        </w:r>
+      </w:hyperlink>
+      <w:r>
+        <w:t xml:space="preserve">, proposed). It is</w:t>
+      </w:r>
+      <w:r>
+        <w:t xml:space="preserve"> </w:t>
+      </w:r>
+      <w:r>
+        <w:rPr>
+          <w:bCs/>
+          <w:b/>
+        </w:rPr>
+        <w:t xml:space="preserve">not</w:t>
+      </w:r>
+      <w:r>
+        <w:t xml:space="preserve"> </w:t>
+      </w:r>
+      <w:r>
+        <w:t xml:space="preserve">a canon-referenced dependency.</w:t>
+      </w:r>
+      <w:r>
+        <w:t xml:space="preserve"> </w:t>
+      </w:r>
+      <w:r>
+        <w:rPr>
+          <w:iCs/>
+          <w:i/>
+        </w:rPr>
+        <w:t xml:space="preserve">(Revised in v0.2 from the v0.1 recommendation that proposed Hermetic-as-dependency — see §below and Micah’s 2026-05-23 boundary in Discussion #25 / NG-AIDE.)</w:t>
       </w:r>
     </w:p>
     <w:p>
@@ -10461,7 +10625,7 @@
           <w:bCs/>
           <w:b/>
         </w:rPr>
-        <w:t xml:space="preserve">Legate’s OAuth 2.1 + DCR pattern is canon-referenced for inbound MCP auth.</w:t>
+        <w:t xml:space="preserve">Build AEON’s inbound MCP auth from the OAuth 2.1 + DCR + PKCE RFCs.</w:t>
       </w:r>
       <w:r>
         <w:t xml:space="preserve"> </w:t>
@@ -10497,7 +10661,7 @@
         <w:t xml:space="preserve"> </w:t>
       </w:r>
       <w:r>
-        <w:t xml:space="preserve">per Legate; JWT minted by AEON carries</w:t>
+        <w:t xml:space="preserve">per the RFCs (7591, 8414, 7636); JWT minted by AEON carries</w:t>
       </w:r>
       <w:r>
         <w:t xml:space="preserve"> </w:t>
@@ -10527,7 +10691,7 @@
         <w:t xml:space="preserve"> </w:t>
       </w:r>
       <w:r>
-        <w:t xml:space="preserve">+ scope.</w:t>
+        <w:t xml:space="preserve">+ scope. Legate.Studio demonstrates a production implementation of these standards and may be studied as an exemplar — but Legate is a commercial product and is never a dependency (per ADR-EA-0011).</w:t>
       </w:r>
     </w:p>
     <w:p>
@@ -10542,7 +10706,7 @@
           <w:bCs/>
           <w:b/>
         </w:rPr>
-        <w:t xml:space="preserve">Oracle-MCP’s ordinal-bus pattern is canon-referenced for L1↔L2↔L3 evidence/authority flow.</w:t>
+        <w:t xml:space="preserve">Build the ordinal evidence/authority flow from the OrdSA model (co-owned construct).</w:t>
       </w:r>
       <w:r>
         <w:t xml:space="preserve"> </w:t>
@@ -10578,7 +10742,7 @@
         <w:t xml:space="preserve"> </w:t>
       </w:r>
       <w:r>
-        <w:t xml:space="preserve">+</w:t>
+        <w:t xml:space="preserve">+ a</w:t>
       </w:r>
       <w:r>
         <w:t xml:space="preserve"> </w:t>
@@ -10590,25 +10754,23 @@
         <w:t xml:space="preserve">responder</w:t>
       </w:r>
       <w:r>
-        <w:t xml:space="preserve"> </w:t>
-      </w:r>
-      <w:r>
-        <w:t xml:space="preserve">field at protocol level; archive at</w:t>
-      </w:r>
-      <w:r>
-        <w:t xml:space="preserve"> </w:t>
-      </w:r>
-      <w:r>
-        <w:rPr>
-          <w:rStyle w:val="VerbatimChar"/>
-        </w:rPr>
-        <w:t xml:space="preserve">&lt;state-dir&gt;/bus/history/</w:t>
-      </w:r>
-      <w:r>
-        <w:t xml:space="preserve"> </w:t>
-      </w:r>
-      <w:r>
-        <w:t xml:space="preserve">follows the Oracle-MCP layout.</w:t>
+        <w:t xml:space="preserve">-style provenance field + the four authority modes (§7.1) at protocol level, derived from OrdSA’s ordinal layering (JD + Micah co-authored). Oracle-MCP demonstrates one implementation of this over a filesystem bus and may be studied as an exemplar; the</w:t>
+      </w:r>
+      <w:r>
+        <w:t xml:space="preserve"> </w:t>
+      </w:r>
+      <w:r>
+        <w:rPr>
+          <w:iCs/>
+          <w:i/>
+        </w:rPr>
+        <w:t xml:space="preserve">pattern</w:t>
+      </w:r>
+      <w:r>
+        <w:t xml:space="preserve"> </w:t>
+      </w:r>
+      <w:r>
+        <w:t xml:space="preserve">comes from the co-owned OrdSA construct, not from the component.</w:t>
       </w:r>
     </w:p>
     <w:p>
@@ -10660,8 +10822,8 @@
         </w:pict>
       </w:r>
     </w:p>
-    <w:bookmarkEnd w:id="79"/>
-    <w:bookmarkStart w:id="80" w:name="X090cc1cc00596328a8efdb112f18de64594ac32"/>
+    <w:bookmarkEnd w:id="80"/>
+    <w:bookmarkStart w:id="81" w:name="X090cc1cc00596328a8efdb112f18de64594ac32"/>
     <w:p>
       <w:pPr>
         <w:pStyle w:val="Heading2"/>
@@ -11168,8 +11330,8 @@
         </w:pict>
       </w:r>
     </w:p>
-    <w:bookmarkEnd w:id="80"/>
-    <w:bookmarkStart w:id="81" w:name="Xb26e934a0e0cd6dae2f64f9dc76bc5f806c926f"/>
+    <w:bookmarkEnd w:id="81"/>
+    <w:bookmarkStart w:id="82" w:name="Xb26e934a0e0cd6dae2f64f9dc76bc5f806c926f"/>
     <w:p>
       <w:pPr>
         <w:pStyle w:val="Heading2"/>
@@ -11605,8 +11767,8 @@
         </w:pict>
       </w:r>
     </w:p>
-    <w:bookmarkEnd w:id="81"/>
-    <w:bookmarkStart w:id="90" w:name="references"/>
+    <w:bookmarkEnd w:id="82"/>
+    <w:bookmarkStart w:id="91" w:name="references"/>
     <w:p>
       <w:pPr>
         <w:pStyle w:val="Heading2"/>
@@ -11615,7 +11777,7 @@
         <w:t xml:space="preserve">13. References</w:t>
       </w:r>
     </w:p>
-    <w:bookmarkStart w:id="86" w:name="canon-this-repo"/>
+    <w:bookmarkStart w:id="87" w:name="canon-this-repo"/>
     <w:p>
       <w:pPr>
         <w:pStyle w:val="Heading3"/>
@@ -11632,7 +11794,7 @@
         </w:numPr>
         <w:pStyle w:val="Compact"/>
       </w:pPr>
-      <w:hyperlink r:id="rId31">
+      <w:hyperlink r:id="rId32">
         <w:r>
           <w:rPr>
             <w:rStyle w:val="VerbatimChar"/>
@@ -11655,7 +11817,7 @@
         </w:numPr>
         <w:pStyle w:val="Compact"/>
       </w:pPr>
-      <w:hyperlink r:id="rId33">
+      <w:hyperlink r:id="rId34">
         <w:r>
           <w:rPr>
             <w:rStyle w:val="VerbatimChar"/>
@@ -11678,7 +11840,7 @@
         </w:numPr>
         <w:pStyle w:val="Compact"/>
       </w:pPr>
-      <w:hyperlink r:id="rId82">
+      <w:hyperlink r:id="rId83">
         <w:r>
           <w:rPr>
             <w:rStyle w:val="VerbatimChar"/>
@@ -11701,7 +11863,7 @@
         </w:numPr>
         <w:pStyle w:val="Compact"/>
       </w:pPr>
-      <w:hyperlink r:id="rId83">
+      <w:hyperlink r:id="rId84">
         <w:r>
           <w:rPr>
             <w:rStyle w:val="VerbatimChar"/>
@@ -11724,7 +11886,7 @@
         </w:numPr>
         <w:pStyle w:val="Compact"/>
       </w:pPr>
-      <w:hyperlink r:id="rId84">
+      <w:hyperlink r:id="rId85">
         <w:r>
           <w:rPr>
             <w:rStyle w:val="VerbatimChar"/>
@@ -11741,7 +11903,7 @@
         </w:numPr>
         <w:pStyle w:val="Compact"/>
       </w:pPr>
-      <w:hyperlink r:id="rId85">
+      <w:hyperlink r:id="rId86">
         <w:r>
           <w:rPr>
             <w:rStyle w:val="VerbatimChar"/>
@@ -11756,8 +11918,8 @@
         <w:t xml:space="preserve">— AICP positioned above MCP</w:t>
       </w:r>
     </w:p>
-    <w:bookmarkEnd w:id="86"/>
-    <w:bookmarkStart w:id="87" w:name="X3ccc867490d38831a782a54f759915465bae860"/>
+    <w:bookmarkEnd w:id="87"/>
+    <w:bookmarkStart w:id="88" w:name="X3ccc867490d38831a782a54f759915465bae860"/>
     <w:p>
       <w:pPr>
         <w:pStyle w:val="Heading3"/>
@@ -11827,7 +11989,7 @@
               <w:pStyle w:val="Compact"/>
               <w:jc w:val="left"/>
             </w:pPr>
-            <w:hyperlink r:id="rId40">
+            <w:hyperlink r:id="rId41">
               <w:r>
                 <w:rPr>
                   <w:rStyle w:val="VerbatimChar"/>
@@ -11900,7 +12062,7 @@
               <w:pStyle w:val="Compact"/>
               <w:jc w:val="left"/>
             </w:pPr>
-            <w:hyperlink r:id="rId42">
+            <w:hyperlink r:id="rId43">
               <w:r>
                 <w:rPr>
                   <w:rStyle w:val="VerbatimChar"/>
@@ -11970,7 +12132,7 @@
               <w:pStyle w:val="Compact"/>
               <w:jc w:val="left"/>
             </w:pPr>
-            <w:hyperlink r:id="rId43">
+            <w:hyperlink r:id="rId44">
               <w:r>
                 <w:rPr>
                   <w:rStyle w:val="VerbatimChar"/>
@@ -12031,7 +12193,7 @@
               <w:pStyle w:val="Compact"/>
               <w:jc w:val="left"/>
             </w:pPr>
-            <w:hyperlink r:id="rId41">
+            <w:hyperlink r:id="rId42">
               <w:r>
                 <w:rPr>
                   <w:rStyle w:val="VerbatimChar"/>
@@ -12187,7 +12349,7 @@
               <w:pStyle w:val="Compact"/>
               <w:jc w:val="left"/>
             </w:pPr>
-            <w:hyperlink r:id="rId44">
+            <w:hyperlink r:id="rId45">
               <w:r>
                 <w:rPr>
                   <w:rStyle w:val="VerbatimChar"/>
@@ -12233,7 +12395,7 @@
               <w:pStyle w:val="Compact"/>
               <w:jc w:val="left"/>
             </w:pPr>
-            <w:hyperlink r:id="rId45">
+            <w:hyperlink r:id="rId46">
               <w:r>
                 <w:rPr>
                   <w:rStyle w:val="VerbatimChar"/>
@@ -12279,7 +12441,7 @@
               <w:pStyle w:val="Compact"/>
               <w:jc w:val="left"/>
             </w:pPr>
-            <w:hyperlink r:id="rId46">
+            <w:hyperlink r:id="rId47">
               <w:r>
                 <w:rPr>
                   <w:rStyle w:val="VerbatimChar"/>
@@ -12325,7 +12487,7 @@
               <w:pStyle w:val="Compact"/>
               <w:jc w:val="left"/>
             </w:pPr>
-            <w:hyperlink r:id="rId47">
+            <w:hyperlink r:id="rId48">
               <w:r>
                 <w:rPr>
                   <w:rStyle w:val="VerbatimChar"/>
@@ -12371,7 +12533,7 @@
               <w:pStyle w:val="Compact"/>
               <w:jc w:val="left"/>
             </w:pPr>
-            <w:hyperlink r:id="rId48">
+            <w:hyperlink r:id="rId49">
               <w:r>
                 <w:rPr>
                   <w:rStyle w:val="VerbatimChar"/>
@@ -12417,7 +12579,7 @@
               <w:pStyle w:val="Compact"/>
               <w:jc w:val="left"/>
             </w:pPr>
-            <w:hyperlink r:id="rId49">
+            <w:hyperlink r:id="rId50">
               <w:r>
                 <w:rPr>
                   <w:rStyle w:val="VerbatimChar"/>
@@ -12456,8 +12618,8 @@
         </w:tc>
       </w:tr>
     </w:tbl>
-    <w:bookmarkEnd w:id="87"/>
-    <w:bookmarkStart w:id="89" w:name="X70e457d34430dd856e77a9fb49f0bb3e07475eb"/>
+    <w:bookmarkEnd w:id="88"/>
+    <w:bookmarkStart w:id="90" w:name="X70e457d34430dd856e77a9fb49f0bb3e07475eb"/>
     <w:p>
       <w:pPr>
         <w:pStyle w:val="Heading3"/>
@@ -12474,7 +12636,7 @@
         </w:numPr>
         <w:pStyle w:val="Compact"/>
       </w:pPr>
-      <w:hyperlink r:id="rId23">
+      <w:hyperlink r:id="rId24">
         <w:r>
           <w:rPr>
             <w:rStyle w:val="Hyperlink"/>
@@ -12497,7 +12659,7 @@
         </w:numPr>
         <w:pStyle w:val="Compact"/>
       </w:pPr>
-      <w:hyperlink r:id="rId34">
+      <w:hyperlink r:id="rId35">
         <w:r>
           <w:rPr>
             <w:rStyle w:val="Hyperlink"/>
@@ -12520,7 +12682,7 @@
         </w:numPr>
         <w:pStyle w:val="Compact"/>
       </w:pPr>
-      <w:hyperlink r:id="rId35">
+      <w:hyperlink r:id="rId36">
         <w:r>
           <w:rPr>
             <w:rStyle w:val="Hyperlink"/>
@@ -12543,7 +12705,7 @@
         </w:numPr>
         <w:pStyle w:val="Compact"/>
       </w:pPr>
-      <w:hyperlink r:id="rId21">
+      <w:hyperlink r:id="rId22">
         <w:r>
           <w:rPr>
             <w:rStyle w:val="Hyperlink"/>
@@ -12583,7 +12745,7 @@
         </w:rPr>
         <w:t xml:space="preserve"> </w:t>
       </w:r>
-      <w:hyperlink r:id="rId88">
+      <w:hyperlink r:id="rId89">
         <w:r>
           <w:rPr>
             <w:rStyle w:val="VerbatimChar"/>
@@ -12608,9 +12770,9 @@
         </w:pict>
       </w:r>
     </w:p>
-    <w:bookmarkEnd w:id="89"/>
     <w:bookmarkEnd w:id="90"/>
-    <w:bookmarkStart w:id="94" w:name="X9c5a06957bc1c9086a2728df22e040be86c9190"/>
+    <w:bookmarkEnd w:id="91"/>
+    <w:bookmarkStart w:id="95" w:name="X9c5a06957bc1c9086a2728df22e040be86c9190"/>
     <w:p>
       <w:pPr>
         <w:pStyle w:val="Heading2"/>
@@ -12628,18 +12790,18 @@
           <wp:inline>
             <wp:extent cx="5334000" cy="3554610"/>
             <wp:effectExtent b="0" l="0" r="0" t="0"/>
-            <wp:docPr descr="MCP Integration Synthesis Poster v0.1" title="" id="92" name="Picture"/>
+            <wp:docPr descr="MCP Integration Synthesis Poster v0.1" title="" id="93" name="Picture"/>
             <a:graphic>
               <a:graphicData uri="http://schemas.openxmlformats.org/drawingml/2006/picture">
                 <pic:pic>
                   <pic:nvPicPr>
-                    <pic:cNvPr descr="mcp-synthesis-poster-v0.1.jpg" id="93" name="Picture"/>
+                    <pic:cNvPr descr="mcp-synthesis-poster-v0.1.jpg" id="94" name="Picture"/>
                     <pic:cNvPicPr>
                       <a:picLocks noChangeArrowheads="1" noChangeAspect="1"/>
                     </pic:cNvPicPr>
                   </pic:nvPicPr>
                   <pic:blipFill>
-                    <a:blip r:embed="rId91"/>
+                    <a:blip r:embed="rId92"/>
                     <a:stretch>
                       <a:fillRect/>
                     </a:stretch>
@@ -12941,8 +13103,8 @@
         <w:t xml:space="preserve">End of Appendix A.</w:t>
       </w:r>
     </w:p>
-    <w:bookmarkEnd w:id="94"/>
     <w:bookmarkEnd w:id="95"/>
+    <w:bookmarkEnd w:id="96"/>
     <w:sectPr/>
   </w:body>
 </w:document>

--- a/vision-strategy/analysis/mcp-integration/synthesis-paper-v0.2.docx
+++ b/vision-strategy/analysis/mcp-integration/synthesis-paper-v0.2.docx
@@ -633,7 +633,7 @@
                 <w:rPr>
                   <w:rStyle w:val="Hyperlink"/>
                 </w:rPr>
-                <w:t xml:space="preserve">ng-aide-01#15</w:t>
+                <w:t xml:space="preserve">ng-aide-01#1</w:t>
               </w:r>
             </w:hyperlink>
             <w:r>
@@ -12641,7 +12641,7 @@
           <w:rPr>
             <w:rStyle w:val="Hyperlink"/>
           </w:rPr>
-          <w:t xml:space="preserve">ng-aide-01#15</w:t>
+          <w:t xml:space="preserve">ng-aide-01#1</w:t>
         </w:r>
       </w:hyperlink>
       <w:r>
